--- a/informes/informe_seguimiento_taboada_2026-04.docx
+++ b/informes/informe_seguimiento_taboada_2026-04.docx
@@ -32,7 +32,7 @@
           <w:color w:val="888888"/>
           <w:sz w:val="20"/>
         </w:rPr>
-        <w:t>Fecha: 06/05/2026</w:t>
+        <w:t>Fecha: 07/05/2026</w:t>
       </w:r>
     </w:p>
     <w:p/>
@@ -293,15 +293,16 @@
         <w:tblLook w:firstColumn="1" w:firstRow="1" w:lastColumn="0" w:lastRow="0" w:noHBand="0" w:noVBand="1" w:val="04A0"/>
       </w:tblPr>
       <w:tblGrid>
-        <w:gridCol w:w="2257"/>
-        <w:gridCol w:w="2257"/>
-        <w:gridCol w:w="2257"/>
-        <w:gridCol w:w="2257"/>
+        <w:gridCol w:w="1806"/>
+        <w:gridCol w:w="1806"/>
+        <w:gridCol w:w="1806"/>
+        <w:gridCol w:w="1806"/>
+        <w:gridCol w:w="1806"/>
       </w:tblGrid>
       <w:tr>
         <w:tc>
           <w:tcPr>
-            <w:tcW w:type="dxa" w:w="2257"/>
+            <w:tcW w:type="dxa" w:w="1806"/>
           </w:tcPr>
           <w:p>
             <w:r>
@@ -314,7 +315,7 @@
         </w:tc>
         <w:tc>
           <w:tcPr>
-            <w:tcW w:type="dxa" w:w="2257"/>
+            <w:tcW w:type="dxa" w:w="1806"/>
           </w:tcPr>
           <w:p>
             <w:r>
@@ -327,7 +328,7 @@
         </w:tc>
         <w:tc>
           <w:tcPr>
-            <w:tcW w:type="dxa" w:w="2257"/>
+            <w:tcW w:type="dxa" w:w="1806"/>
           </w:tcPr>
           <w:p>
             <w:r>
@@ -340,7 +341,20 @@
         </w:tc>
         <w:tc>
           <w:tcPr>
-            <w:tcW w:type="dxa" w:w="2257"/>
+            <w:tcW w:type="dxa" w:w="1806"/>
+          </w:tcPr>
+          <w:p>
+            <w:r>
+              <w:rPr>
+                <w:b/>
+              </w:rPr>
+              <w:t>Observaciones</w:t>
+            </w:r>
+          </w:p>
+        </w:tc>
+        <w:tc>
+          <w:tcPr>
+            <w:tcW w:type="dxa" w:w="1806"/>
           </w:tcPr>
           <w:p>
             <w:r>
@@ -355,7 +369,7 @@
       <w:tr>
         <w:tc>
           <w:tcPr>
-            <w:tcW w:type="dxa" w:w="2257"/>
+            <w:tcW w:type="dxa" w:w="1806"/>
           </w:tcPr>
           <w:p>
             <w:r>
@@ -365,7 +379,7 @@
         </w:tc>
         <w:tc>
           <w:tcPr>
-            <w:tcW w:type="dxa" w:w="2257"/>
+            <w:tcW w:type="dxa" w:w="1806"/>
           </w:tcPr>
           <w:p>
             <w:r/>
@@ -373,7 +387,7 @@
         </w:tc>
         <w:tc>
           <w:tcPr>
-            <w:tcW w:type="dxa" w:w="2257"/>
+            <w:tcW w:type="dxa" w:w="1806"/>
           </w:tcPr>
           <w:p>
             <w:r/>
@@ -381,7 +395,15 @@
         </w:tc>
         <w:tc>
           <w:tcPr>
-            <w:tcW w:type="dxa" w:w="2257"/>
+            <w:tcW w:type="dxa" w:w="1806"/>
+          </w:tcPr>
+          <w:p>
+            <w:r/>
+          </w:p>
+        </w:tc>
+        <w:tc>
+          <w:tcPr>
+            <w:tcW w:type="dxa" w:w="1806"/>
           </w:tcPr>
           <w:p>
             <w:r/>
@@ -391,7 +413,7 @@
       <w:tr>
         <w:tc>
           <w:tcPr>
-            <w:tcW w:type="dxa" w:w="2257"/>
+            <w:tcW w:type="dxa" w:w="1806"/>
           </w:tcPr>
           <w:p>
             <w:r>
@@ -401,7 +423,7 @@
         </w:tc>
         <w:tc>
           <w:tcPr>
-            <w:tcW w:type="dxa" w:w="2257"/>
+            <w:tcW w:type="dxa" w:w="1806"/>
           </w:tcPr>
           <w:p>
             <w:r/>
@@ -409,7 +431,7 @@
         </w:tc>
         <w:tc>
           <w:tcPr>
-            <w:tcW w:type="dxa" w:w="2257"/>
+            <w:tcW w:type="dxa" w:w="1806"/>
           </w:tcPr>
           <w:p>
             <w:r/>
@@ -417,7 +439,15 @@
         </w:tc>
         <w:tc>
           <w:tcPr>
-            <w:tcW w:type="dxa" w:w="2257"/>
+            <w:tcW w:type="dxa" w:w="1806"/>
+          </w:tcPr>
+          <w:p>
+            <w:r/>
+          </w:p>
+        </w:tc>
+        <w:tc>
+          <w:tcPr>
+            <w:tcW w:type="dxa" w:w="1806"/>
           </w:tcPr>
           <w:p>
             <w:r/>
@@ -427,7 +457,7 @@
       <w:tr>
         <w:tc>
           <w:tcPr>
-            <w:tcW w:type="dxa" w:w="2257"/>
+            <w:tcW w:type="dxa" w:w="1806"/>
           </w:tcPr>
           <w:p>
             <w:r>
@@ -437,7 +467,7 @@
         </w:tc>
         <w:tc>
           <w:tcPr>
-            <w:tcW w:type="dxa" w:w="2257"/>
+            <w:tcW w:type="dxa" w:w="1806"/>
           </w:tcPr>
           <w:p>
             <w:r/>
@@ -445,7 +475,7 @@
         </w:tc>
         <w:tc>
           <w:tcPr>
-            <w:tcW w:type="dxa" w:w="2257"/>
+            <w:tcW w:type="dxa" w:w="1806"/>
           </w:tcPr>
           <w:p>
             <w:r/>
@@ -453,7 +483,15 @@
         </w:tc>
         <w:tc>
           <w:tcPr>
-            <w:tcW w:type="dxa" w:w="2257"/>
+            <w:tcW w:type="dxa" w:w="1806"/>
+          </w:tcPr>
+          <w:p>
+            <w:r/>
+          </w:p>
+        </w:tc>
+        <w:tc>
+          <w:tcPr>
+            <w:tcW w:type="dxa" w:w="1806"/>
           </w:tcPr>
           <w:p>
             <w:r/>
@@ -463,7 +501,7 @@
       <w:tr>
         <w:tc>
           <w:tcPr>
-            <w:tcW w:type="dxa" w:w="2257"/>
+            <w:tcW w:type="dxa" w:w="1806"/>
           </w:tcPr>
           <w:p>
             <w:r>
@@ -473,7 +511,7 @@
         </w:tc>
         <w:tc>
           <w:tcPr>
-            <w:tcW w:type="dxa" w:w="2257"/>
+            <w:tcW w:type="dxa" w:w="1806"/>
           </w:tcPr>
           <w:p>
             <w:r/>
@@ -481,7 +519,7 @@
         </w:tc>
         <w:tc>
           <w:tcPr>
-            <w:tcW w:type="dxa" w:w="2257"/>
+            <w:tcW w:type="dxa" w:w="1806"/>
           </w:tcPr>
           <w:p>
             <w:r/>
@@ -489,7 +527,15 @@
         </w:tc>
         <w:tc>
           <w:tcPr>
-            <w:tcW w:type="dxa" w:w="2257"/>
+            <w:tcW w:type="dxa" w:w="1806"/>
+          </w:tcPr>
+          <w:p>
+            <w:r/>
+          </w:p>
+        </w:tc>
+        <w:tc>
+          <w:tcPr>
+            <w:tcW w:type="dxa" w:w="1806"/>
           </w:tcPr>
           <w:p>
             <w:r/>
@@ -499,7 +545,7 @@
       <w:tr>
         <w:tc>
           <w:tcPr>
-            <w:tcW w:type="dxa" w:w="2257"/>
+            <w:tcW w:type="dxa" w:w="1806"/>
           </w:tcPr>
           <w:p>
             <w:r>
@@ -509,7 +555,7 @@
         </w:tc>
         <w:tc>
           <w:tcPr>
-            <w:tcW w:type="dxa" w:w="2257"/>
+            <w:tcW w:type="dxa" w:w="1806"/>
           </w:tcPr>
           <w:p>
             <w:r/>
@@ -517,7 +563,7 @@
         </w:tc>
         <w:tc>
           <w:tcPr>
-            <w:tcW w:type="dxa" w:w="2257"/>
+            <w:tcW w:type="dxa" w:w="1806"/>
           </w:tcPr>
           <w:p>
             <w:r/>
@@ -525,7 +571,15 @@
         </w:tc>
         <w:tc>
           <w:tcPr>
-            <w:tcW w:type="dxa" w:w="2257"/>
+            <w:tcW w:type="dxa" w:w="1806"/>
+          </w:tcPr>
+          <w:p>
+            <w:r/>
+          </w:p>
+        </w:tc>
+        <w:tc>
+          <w:tcPr>
+            <w:tcW w:type="dxa" w:w="1806"/>
           </w:tcPr>
           <w:p>
             <w:r/>
@@ -535,7 +589,7 @@
       <w:tr>
         <w:tc>
           <w:tcPr>
-            <w:tcW w:type="dxa" w:w="2257"/>
+            <w:tcW w:type="dxa" w:w="1806"/>
           </w:tcPr>
           <w:p>
             <w:r>
@@ -545,7 +599,7 @@
         </w:tc>
         <w:tc>
           <w:tcPr>
-            <w:tcW w:type="dxa" w:w="2257"/>
+            <w:tcW w:type="dxa" w:w="1806"/>
           </w:tcPr>
           <w:p>
             <w:r/>
@@ -553,7 +607,7 @@
         </w:tc>
         <w:tc>
           <w:tcPr>
-            <w:tcW w:type="dxa" w:w="2257"/>
+            <w:tcW w:type="dxa" w:w="1806"/>
           </w:tcPr>
           <w:p>
             <w:r/>
@@ -561,7 +615,15 @@
         </w:tc>
         <w:tc>
           <w:tcPr>
-            <w:tcW w:type="dxa" w:w="2257"/>
+            <w:tcW w:type="dxa" w:w="1806"/>
+          </w:tcPr>
+          <w:p>
+            <w:r/>
+          </w:p>
+        </w:tc>
+        <w:tc>
+          <w:tcPr>
+            <w:tcW w:type="dxa" w:w="1806"/>
           </w:tcPr>
           <w:p>
             <w:r/>
@@ -571,7 +633,7 @@
       <w:tr>
         <w:tc>
           <w:tcPr>
-            <w:tcW w:type="dxa" w:w="2257"/>
+            <w:tcW w:type="dxa" w:w="1806"/>
           </w:tcPr>
           <w:p>
             <w:r>
@@ -581,7 +643,7 @@
         </w:tc>
         <w:tc>
           <w:tcPr>
-            <w:tcW w:type="dxa" w:w="2257"/>
+            <w:tcW w:type="dxa" w:w="1806"/>
           </w:tcPr>
           <w:p>
             <w:r/>
@@ -589,7 +651,7 @@
         </w:tc>
         <w:tc>
           <w:tcPr>
-            <w:tcW w:type="dxa" w:w="2257"/>
+            <w:tcW w:type="dxa" w:w="1806"/>
           </w:tcPr>
           <w:p>
             <w:r/>
@@ -597,7 +659,15 @@
         </w:tc>
         <w:tc>
           <w:tcPr>
-            <w:tcW w:type="dxa" w:w="2257"/>
+            <w:tcW w:type="dxa" w:w="1806"/>
+          </w:tcPr>
+          <w:p>
+            <w:r/>
+          </w:p>
+        </w:tc>
+        <w:tc>
+          <w:tcPr>
+            <w:tcW w:type="dxa" w:w="1806"/>
           </w:tcPr>
           <w:p>
             <w:r/>
@@ -607,7 +677,7 @@
       <w:tr>
         <w:tc>
           <w:tcPr>
-            <w:tcW w:type="dxa" w:w="2257"/>
+            <w:tcW w:type="dxa" w:w="1806"/>
           </w:tcPr>
           <w:p>
             <w:r>
@@ -617,7 +687,7 @@
         </w:tc>
         <w:tc>
           <w:tcPr>
-            <w:tcW w:type="dxa" w:w="2257"/>
+            <w:tcW w:type="dxa" w:w="1806"/>
           </w:tcPr>
           <w:p>
             <w:r/>
@@ -625,7 +695,7 @@
         </w:tc>
         <w:tc>
           <w:tcPr>
-            <w:tcW w:type="dxa" w:w="2257"/>
+            <w:tcW w:type="dxa" w:w="1806"/>
           </w:tcPr>
           <w:p>
             <w:r/>
@@ -633,7 +703,15 @@
         </w:tc>
         <w:tc>
           <w:tcPr>
-            <w:tcW w:type="dxa" w:w="2257"/>
+            <w:tcW w:type="dxa" w:w="1806"/>
+          </w:tcPr>
+          <w:p>
+            <w:r/>
+          </w:p>
+        </w:tc>
+        <w:tc>
+          <w:tcPr>
+            <w:tcW w:type="dxa" w:w="1806"/>
           </w:tcPr>
           <w:p>
             <w:r/>

--- a/informes/informe_seguimiento_taboada_2026-04.docx
+++ b/informes/informe_seguimiento_taboada_2026-04.docx
@@ -207,7 +207,62 @@
     </w:p>
     <w:p>
       <w:r>
-        <w:t>Sin datos registrados</w:t>
+        <w:t>Canarias (51AQ3 AU) — Audi Service</w:t>
+      </w:r>
+    </w:p>
+    <w:p>
+      <w:r>
+        <w:t>Total: 5/8 puntos</w:t>
+      </w:r>
+    </w:p>
+    <w:p>
+      <w:r>
+        <w:rPr>
+          <w:b/>
+          <w:color w:val="1A7A3C"/>
+        </w:rPr>
+        <w:t>Puntos positivos</w:t>
+      </w:r>
+    </w:p>
+    <w:p>
+      <w:pPr>
+        <w:pStyle w:val="ListBullet"/>
+      </w:pPr>
+      <w:r>
+        <w:t>Satisfacción General (CEM Q4): 4,80 — 2/2 pts  |  Referencia: 0pts &lt;4,60 | 1pt ≥4,60 | 2pts ≥4,80</w:t>
+      </w:r>
+    </w:p>
+    <w:p>
+      <w:r>
+        <w:rPr>
+          <w:b/>
+          <w:color w:val="C0392B"/>
+        </w:rPr>
+        <w:t>Puntos a mejorar</w:t>
+      </w:r>
+    </w:p>
+    <w:p>
+      <w:pPr>
+        <w:pStyle w:val="ListBullet"/>
+      </w:pPr>
+      <w:r>
+        <w:t>Medidas de Servicio (EC28): 1,72% — 1/2 pts  |  Referencia: 0pts &gt;5% | 1pt ≤5% | 2pts ≤1%</w:t>
+      </w:r>
+    </w:p>
+    <w:p>
+      <w:pPr>
+        <w:pStyle w:val="ListBullet"/>
+      </w:pPr>
+      <w:r>
+        <w:t>Información Proceso (TRS): 87,50% — 1/2 pts  |  Referencia: 0pts &lt;80% | 1pt ≥80% | 2pts ≥90%</w:t>
+      </w:r>
+    </w:p>
+    <w:p>
+      <w:pPr>
+        <w:pStyle w:val="ListBullet"/>
+      </w:pPr>
+      <w:r>
+        <w:t>Conectividad Posventa: 38,71% — 1/2 pts  |  Referencia: 0pts &lt;25% | 1pt ≥25% | 2pts ≥45%</w:t>
       </w:r>
     </w:p>
     <w:p/>
